--- a/Create Persistent Virtual Environment in GitHub Codespace.docx
+++ b/Create Persistent Virtual Environment in GitHub Codespace.docx
@@ -1189,6 +1189,213 @@
         </w:rPr>
         <w:t xml:space="preserve"> transformers torch</w:t>
       </w:r>
+    </w:p>
+    <w:p>
+      <w:pPr>
+        <w:spacing w:after="0" w:line="300" w:lineRule="atLeast"/>
+        <w:rPr>
+          <w:rFonts w:ascii="Segoe UI" w:eastAsia="Times New Roman" w:hAnsi="Segoe UI" w:cs="Segoe UI"/>
+          <w:color w:val="FF0000"/>
+          <w:kern w:val="0"/>
+          <w:sz w:val="21"/>
+          <w:szCs w:val="21"/>
+          <w14:ligatures w14:val="none"/>
+        </w:rPr>
+      </w:pPr>
+      <w:proofErr w:type="spellStart"/>
+      <w:r>
+        <w:rPr>
+          <w:rFonts w:ascii="Segoe UI" w:eastAsia="Times New Roman" w:hAnsi="Segoe UI" w:cs="Segoe UI"/>
+          <w:color w:val="FF0000"/>
+          <w:kern w:val="0"/>
+          <w:sz w:val="21"/>
+          <w:szCs w:val="21"/>
+          <w14:ligatures w14:val="none"/>
+        </w:rPr>
+        <w:t>uv</w:t>
+      </w:r>
+      <w:proofErr w:type="spellEnd"/>
+      <w:r>
+        <w:rPr>
+          <w:rFonts w:ascii="Segoe UI" w:eastAsia="Times New Roman" w:hAnsi="Segoe UI" w:cs="Segoe UI"/>
+          <w:color w:val="FF0000"/>
+          <w:kern w:val="0"/>
+          <w:sz w:val="21"/>
+          <w:szCs w:val="21"/>
+          <w14:ligatures w14:val="none"/>
+        </w:rPr>
+        <w:t xml:space="preserve"> add matplotlib</w:t>
+      </w:r>
+    </w:p>
+    <w:p>
+      <w:pPr>
+        <w:spacing w:after="0" w:line="240" w:lineRule="auto"/>
+      </w:pPr>
+    </w:p>
+    <w:p>
+      <w:pPr>
+        <w:spacing w:after="0" w:line="240" w:lineRule="auto"/>
+      </w:pPr>
+      <w:r>
+        <w:t xml:space="preserve">Optional: Install your virtual environment as an </w:t>
+      </w:r>
+      <w:proofErr w:type="spellStart"/>
+      <w:r>
+        <w:t>ipykernel</w:t>
+      </w:r>
+      <w:proofErr w:type="spellEnd"/>
+      <w:r>
+        <w:t>.</w:t>
+      </w:r>
+    </w:p>
+    <w:p>
+      <w:pPr>
+        <w:spacing w:line="300" w:lineRule="atLeast"/>
+        <w:rPr>
+          <w:rFonts w:ascii="Segoe UI" w:eastAsia="Times New Roman" w:hAnsi="Segoe UI" w:cs="Segoe UI"/>
+          <w:kern w:val="0"/>
+          <w:sz w:val="21"/>
+          <w:szCs w:val="21"/>
+          <w14:ligatures w14:val="none"/>
+        </w:rPr>
+      </w:pPr>
+      <w:r>
+        <w:tab/>
+      </w:r>
+      <w:r>
+        <w:rPr>
+          <w:rFonts w:ascii="Segoe UI" w:eastAsia="Times New Roman" w:hAnsi="Segoe UI" w:cs="Segoe UI"/>
+          <w:color w:val="FF0000"/>
+          <w:kern w:val="0"/>
+          <w:sz w:val="21"/>
+          <w:szCs w:val="21"/>
+          <w14:ligatures w14:val="none"/>
+        </w:rPr>
+        <w:t xml:space="preserve">python -m </w:t>
+      </w:r>
+      <w:proofErr w:type="spellStart"/>
+      <w:r>
+        <w:rPr>
+          <w:rFonts w:ascii="Segoe UI" w:eastAsia="Times New Roman" w:hAnsi="Segoe UI" w:cs="Segoe UI"/>
+          <w:color w:val="FF0000"/>
+          <w:kern w:val="0"/>
+          <w:sz w:val="21"/>
+          <w:szCs w:val="21"/>
+          <w14:ligatures w14:val="none"/>
+        </w:rPr>
+        <w:t>ipykernel</w:t>
+      </w:r>
+      <w:proofErr w:type="spellEnd"/>
+      <w:r>
+        <w:rPr>
+          <w:rFonts w:ascii="Segoe UI" w:eastAsia="Times New Roman" w:hAnsi="Segoe UI" w:cs="Segoe UI"/>
+          <w:color w:val="FF0000"/>
+          <w:kern w:val="0"/>
+          <w:sz w:val="21"/>
+          <w:szCs w:val="21"/>
+          <w14:ligatures w14:val="none"/>
+        </w:rPr>
+        <w:t xml:space="preserve"> install --user --name </w:t>
+      </w:r>
+      <w:proofErr w:type="spellStart"/>
+      <w:r>
+        <w:rPr>
+          <w:rFonts w:ascii="Segoe UI" w:eastAsia="Times New Roman" w:hAnsi="Segoe UI" w:cs="Segoe UI"/>
+          <w:color w:val="FF0000"/>
+          <w:kern w:val="0"/>
+          <w:sz w:val="21"/>
+          <w:szCs w:val="21"/>
+          <w14:ligatures w14:val="none"/>
+        </w:rPr>
+        <w:t>llm_course</w:t>
+      </w:r>
+      <w:proofErr w:type="spellEnd"/>
+      <w:r>
+        <w:rPr>
+          <w:rFonts w:ascii="Segoe UI" w:eastAsia="Times New Roman" w:hAnsi="Segoe UI" w:cs="Segoe UI"/>
+          <w:color w:val="FF0000"/>
+          <w:kern w:val="0"/>
+          <w:sz w:val="21"/>
+          <w:szCs w:val="21"/>
+          <w14:ligatures w14:val="none"/>
+        </w:rPr>
+        <w:t xml:space="preserve"> --display-name "</w:t>
+      </w:r>
+      <w:r>
+        <w:rPr>
+          <w:rFonts w:ascii="Segoe UI" w:eastAsia="Times New Roman" w:hAnsi="Segoe UI" w:cs="Segoe UI"/>
+          <w:color w:val="0070C0"/>
+          <w:kern w:val="0"/>
+          <w:sz w:val="21"/>
+          <w:szCs w:val="21"/>
+          <w14:ligatures w14:val="none"/>
+        </w:rPr>
+        <w:t>LLM Course (.</w:t>
+      </w:r>
+      <w:proofErr w:type="spellStart"/>
+      <w:r>
+        <w:rPr>
+          <w:rFonts w:ascii="Segoe UI" w:eastAsia="Times New Roman" w:hAnsi="Segoe UI" w:cs="Segoe UI"/>
+          <w:color w:val="0070C0"/>
+          <w:kern w:val="0"/>
+          <w:sz w:val="21"/>
+          <w:szCs w:val="21"/>
+          <w14:ligatures w14:val="none"/>
+        </w:rPr>
+        <w:t>venv</w:t>
+      </w:r>
+      <w:proofErr w:type="spellEnd"/>
+      <w:r>
+        <w:rPr>
+          <w:rFonts w:ascii="Segoe UI" w:eastAsia="Times New Roman" w:hAnsi="Segoe UI" w:cs="Segoe UI"/>
+          <w:color w:val="0070C0"/>
+          <w:kern w:val="0"/>
+          <w:sz w:val="21"/>
+          <w:szCs w:val="21"/>
+          <w14:ligatures w14:val="none"/>
+        </w:rPr>
+        <w:t>)</w:t>
+      </w:r>
+      <w:r>
+        <w:rPr>
+          <w:rFonts w:ascii="Segoe UI" w:eastAsia="Times New Roman" w:hAnsi="Segoe UI" w:cs="Segoe UI"/>
+          <w:color w:val="FF0000"/>
+          <w:kern w:val="0"/>
+          <w:sz w:val="21"/>
+          <w:szCs w:val="21"/>
+          <w14:ligatures w14:val="none"/>
+        </w:rPr>
+        <w:t>"</w:t>
+      </w:r>
+    </w:p>
+    <w:p>
+      <w:pPr>
+        <w:spacing w:after="0" w:line="240" w:lineRule="auto"/>
+      </w:pPr>
+      <w:r>
+        <w:t>where “LLM Course (.</w:t>
+      </w:r>
+      <w:proofErr w:type="spellStart"/>
+      <w:r>
+        <w:t>venv</w:t>
+      </w:r>
+      <w:proofErr w:type="spellEnd"/>
+      <w:r>
+        <w:t xml:space="preserve">)” is just the name </w:t>
+      </w:r>
+      <w:proofErr w:type="gramStart"/>
+      <w:r>
+        <w:t>of  your</w:t>
+      </w:r>
+      <w:proofErr w:type="gramEnd"/>
+      <w:r>
+        <w:t xml:space="preserve"> kernel.</w:t>
+      </w:r>
+    </w:p>
+    <w:p>
+      <w:pPr>
+        <w:spacing w:after="0" w:line="240" w:lineRule="auto"/>
+      </w:pPr>
     </w:p>
     <w:p>
       <w:pPr>

--- a/Create Persistent Virtual Environment in GitHub Codespace.docx
+++ b/Create Persistent Virtual Environment in GitHub Codespace.docx
@@ -1229,6 +1229,56 @@
     </w:p>
     <w:p>
       <w:pPr>
+        <w:spacing w:after="0" w:line="300" w:lineRule="atLeast"/>
+        <w:rPr>
+          <w:rFonts w:ascii="Segoe UI" w:eastAsia="Times New Roman" w:hAnsi="Segoe UI" w:cs="Segoe UI"/>
+          <w:color w:val="FF0000"/>
+          <w:kern w:val="0"/>
+          <w:sz w:val="21"/>
+          <w:szCs w:val="21"/>
+          <w14:ligatures w14:val="none"/>
+        </w:rPr>
+      </w:pPr>
+      <w:proofErr w:type="spellStart"/>
+      <w:r>
+        <w:rPr>
+          <w:rFonts w:ascii="Segoe UI" w:eastAsia="Times New Roman" w:hAnsi="Segoe UI" w:cs="Segoe UI"/>
+          <w:color w:val="FF0000"/>
+          <w:kern w:val="0"/>
+          <w:sz w:val="21"/>
+          <w:szCs w:val="21"/>
+          <w14:ligatures w14:val="none"/>
+        </w:rPr>
+        <w:t>uv</w:t>
+      </w:r>
+      <w:proofErr w:type="spellEnd"/>
+      <w:r>
+        <w:rPr>
+          <w:rFonts w:ascii="Segoe UI" w:eastAsia="Times New Roman" w:hAnsi="Segoe UI" w:cs="Segoe UI"/>
+          <w:color w:val="FF0000"/>
+          <w:kern w:val="0"/>
+          <w:sz w:val="21"/>
+          <w:szCs w:val="21"/>
+          <w14:ligatures w14:val="none"/>
+        </w:rPr>
+        <w:t xml:space="preserve"> add </w:t>
+      </w:r>
+      <w:proofErr w:type="spellStart"/>
+      <w:r>
+        <w:rPr>
+          <w:rFonts w:ascii="Segoe UI" w:eastAsia="Times New Roman" w:hAnsi="Segoe UI" w:cs="Segoe UI"/>
+          <w:color w:val="FF0000"/>
+          <w:kern w:val="0"/>
+          <w:sz w:val="21"/>
+          <w:szCs w:val="21"/>
+          <w14:ligatures w14:val="none"/>
+        </w:rPr>
+        <w:t>tiktoken</w:t>
+      </w:r>
+      <w:proofErr w:type="spellEnd"/>
+    </w:p>
+    <w:p>
+      <w:pPr>
         <w:spacing w:after="0" w:line="240" w:lineRule="auto"/>
       </w:pPr>
     </w:p>
@@ -2175,6 +2225,256 @@
         </w:rPr>
         <w:t>git push</w:t>
       </w:r>
+    </w:p>
+    <w:p>
+      <w:pPr>
+        <w:spacing w:after="0" w:line="240" w:lineRule="auto"/>
+      </w:pPr>
+    </w:p>
+    <w:p>
+      <w:pPr>
+        <w:spacing w:after="0" w:line="240" w:lineRule="auto"/>
+      </w:pPr>
+    </w:p>
+    <w:p>
+      <w:pPr>
+        <w:spacing w:after="0" w:line="240" w:lineRule="auto"/>
+      </w:pPr>
+    </w:p>
+    <w:p>
+      <w:pPr>
+        <w:spacing w:after="0" w:line="240" w:lineRule="auto"/>
+      </w:pPr>
+      <w:r>
+        <w:t xml:space="preserve">Note: </w:t>
+      </w:r>
+      <w:proofErr w:type="gramStart"/>
+      <w:r>
+        <w:t>To  sync</w:t>
+      </w:r>
+      <w:proofErr w:type="gramEnd"/>
+      <w:r>
+        <w:t xml:space="preserve"> </w:t>
+      </w:r>
+      <w:proofErr w:type="spellStart"/>
+      <w:r>
+        <w:t>Codespace</w:t>
+      </w:r>
+      <w:proofErr w:type="spellEnd"/>
+      <w:r>
+        <w:t xml:space="preserve"> back to Repository, run following commands</w:t>
+      </w:r>
+    </w:p>
+    <w:p>
+      <w:pPr>
+        <w:spacing w:after="0" w:line="300" w:lineRule="atLeast"/>
+        <w:rPr>
+          <w:rFonts w:ascii="Segoe UI" w:eastAsia="Times New Roman" w:hAnsi="Segoe UI" w:cs="Segoe UI"/>
+          <w:color w:val="FF0000"/>
+          <w:kern w:val="0"/>
+          <w:sz w:val="21"/>
+          <w:szCs w:val="21"/>
+          <w14:ligatures w14:val="none"/>
+        </w:rPr>
+      </w:pPr>
+      <w:r>
+        <w:rPr>
+          <w:rFonts w:ascii="Segoe UI" w:eastAsia="Times New Roman" w:hAnsi="Segoe UI" w:cs="Segoe UI"/>
+          <w:color w:val="FF0000"/>
+          <w:kern w:val="0"/>
+          <w:sz w:val="21"/>
+          <w:szCs w:val="21"/>
+          <w14:ligatures w14:val="none"/>
+        </w:rPr>
+        <w:t xml:space="preserve">git </w:t>
+      </w:r>
+      <w:proofErr w:type="gramStart"/>
+      <w:r>
+        <w:rPr>
+          <w:rFonts w:ascii="Segoe UI" w:eastAsia="Times New Roman" w:hAnsi="Segoe UI" w:cs="Segoe UI"/>
+          <w:color w:val="FF0000"/>
+          <w:kern w:val="0"/>
+          <w:sz w:val="21"/>
+          <w:szCs w:val="21"/>
+          <w14:ligatures w14:val="none"/>
+        </w:rPr>
+        <w:t>add .</w:t>
+      </w:r>
+      <w:proofErr w:type="gramEnd"/>
+      <w:r>
+        <w:rPr>
+          <w:rFonts w:ascii="Segoe UI" w:eastAsia="Times New Roman" w:hAnsi="Segoe UI" w:cs="Segoe UI"/>
+          <w:color w:val="FF0000"/>
+          <w:kern w:val="0"/>
+          <w:sz w:val="21"/>
+          <w:szCs w:val="21"/>
+          <w14:ligatures w14:val="none"/>
+        </w:rPr>
+        <w:t xml:space="preserve"> </w:t>
+      </w:r>
+    </w:p>
+    <w:p>
+      <w:pPr>
+        <w:spacing w:after="0" w:line="300" w:lineRule="atLeast"/>
+        <w:rPr>
+          <w:rFonts w:ascii="Segoe UI" w:eastAsia="Times New Roman" w:hAnsi="Segoe UI" w:cs="Segoe UI"/>
+          <w:color w:val="FF0000"/>
+          <w:kern w:val="0"/>
+          <w:sz w:val="21"/>
+          <w:szCs w:val="21"/>
+          <w14:ligatures w14:val="none"/>
+        </w:rPr>
+      </w:pPr>
+      <w:r>
+        <w:rPr>
+          <w:rFonts w:ascii="Segoe UI" w:eastAsia="Times New Roman" w:hAnsi="Segoe UI" w:cs="Segoe UI"/>
+          <w:color w:val="FF0000"/>
+          <w:kern w:val="0"/>
+          <w:sz w:val="21"/>
+          <w:szCs w:val="21"/>
+          <w14:ligatures w14:val="none"/>
+        </w:rPr>
+        <w:t xml:space="preserve">git commit -m "Sync work from Codespace" </w:t>
+      </w:r>
+    </w:p>
+    <w:p>
+      <w:pPr>
+        <w:spacing w:after="0" w:line="300" w:lineRule="atLeast"/>
+        <w:rPr>
+          <w:rFonts w:ascii="Segoe UI" w:eastAsia="Times New Roman" w:hAnsi="Segoe UI" w:cs="Segoe UI"/>
+          <w:color w:val="FF0000"/>
+          <w:kern w:val="0"/>
+          <w:sz w:val="21"/>
+          <w:szCs w:val="21"/>
+          <w14:ligatures w14:val="none"/>
+        </w:rPr>
+      </w:pPr>
+      <w:r>
+        <w:rPr>
+          <w:rFonts w:ascii="Segoe UI" w:eastAsia="Times New Roman" w:hAnsi="Segoe UI" w:cs="Segoe UI"/>
+          <w:color w:val="FF0000"/>
+          <w:kern w:val="0"/>
+          <w:sz w:val="21"/>
+          <w:szCs w:val="21"/>
+          <w14:ligatures w14:val="none"/>
+        </w:rPr>
+        <w:t>git push</w:t>
+      </w:r>
+    </w:p>
+    <w:p>
+      <w:pPr>
+        <w:spacing w:after="0" w:line="240" w:lineRule="auto"/>
+      </w:pPr>
+    </w:p>
+    <w:p>
+      <w:pPr>
+        <w:spacing w:after="0" w:line="240" w:lineRule="auto"/>
+      </w:pPr>
+      <w:r>
+        <w:t>Or use single line command with all three</w:t>
+      </w:r>
+    </w:p>
+    <w:p>
+      <w:pPr>
+        <w:spacing w:after="0" w:line="300" w:lineRule="atLeast"/>
+        <w:rPr>
+          <w:rFonts w:ascii="Segoe UI" w:eastAsia="Times New Roman" w:hAnsi="Segoe UI" w:cs="Segoe UI"/>
+          <w:color w:val="FF0000"/>
+          <w:kern w:val="0"/>
+          <w:sz w:val="21"/>
+          <w:szCs w:val="21"/>
+          <w14:ligatures w14:val="none"/>
+        </w:rPr>
+      </w:pPr>
+      <w:r>
+        <w:rPr>
+          <w:rFonts w:ascii="Segoe UI" w:eastAsia="Times New Roman" w:hAnsi="Segoe UI" w:cs="Segoe UI"/>
+          <w:color w:val="FF0000"/>
+          <w:kern w:val="0"/>
+          <w:sz w:val="21"/>
+          <w:szCs w:val="21"/>
+          <w14:ligatures w14:val="none"/>
+        </w:rPr>
+        <w:t xml:space="preserve">git </w:t>
+      </w:r>
+      <w:proofErr w:type="gramStart"/>
+      <w:r>
+        <w:rPr>
+          <w:rFonts w:ascii="Segoe UI" w:eastAsia="Times New Roman" w:hAnsi="Segoe UI" w:cs="Segoe UI"/>
+          <w:color w:val="FF0000"/>
+          <w:kern w:val="0"/>
+          <w:sz w:val="21"/>
+          <w:szCs w:val="21"/>
+          <w14:ligatures w14:val="none"/>
+        </w:rPr>
+        <w:t>add .</w:t>
+      </w:r>
+      <w:proofErr w:type="gramEnd"/>
+      <w:r>
+        <w:rPr>
+          <w:rFonts w:ascii="Segoe UI" w:eastAsia="Times New Roman" w:hAnsi="Segoe UI" w:cs="Segoe UI"/>
+          <w:color w:val="FF0000"/>
+          <w:kern w:val="0"/>
+          <w:sz w:val="21"/>
+          <w:szCs w:val="21"/>
+          <w14:ligatures w14:val="none"/>
+        </w:rPr>
+        <w:t xml:space="preserve"> &amp;&amp; git commit -m "sync </w:t>
+      </w:r>
+      <w:proofErr w:type="spellStart"/>
+      <w:r>
+        <w:rPr>
+          <w:rFonts w:ascii="Segoe UI" w:eastAsia="Times New Roman" w:hAnsi="Segoe UI" w:cs="Segoe UI"/>
+          <w:color w:val="FF0000"/>
+          <w:kern w:val="0"/>
+          <w:sz w:val="21"/>
+          <w:szCs w:val="21"/>
+          <w14:ligatures w14:val="none"/>
+        </w:rPr>
+        <w:t>codespace</w:t>
+      </w:r>
+      <w:proofErr w:type="spellEnd"/>
+      <w:r>
+        <w:rPr>
+          <w:rFonts w:ascii="Segoe UI" w:eastAsia="Times New Roman" w:hAnsi="Segoe UI" w:cs="Segoe UI"/>
+          <w:color w:val="FF0000"/>
+          <w:kern w:val="0"/>
+          <w:sz w:val="21"/>
+          <w:szCs w:val="21"/>
+          <w14:ligatures w14:val="none"/>
+        </w:rPr>
+        <w:t>" &amp;&amp; git push</w:t>
+      </w:r>
+    </w:p>
+    <w:p>
+      <w:pPr>
+        <w:spacing w:after="0" w:line="240" w:lineRule="auto"/>
+      </w:pPr>
+    </w:p>
+    <w:p>
+      <w:pPr>
+        <w:spacing w:after="0" w:line="240" w:lineRule="auto"/>
+      </w:pPr>
+    </w:p>
+    <w:p>
+      <w:pPr>
+        <w:spacing w:after="0" w:line="240" w:lineRule="auto"/>
+      </w:pPr>
+    </w:p>
+    <w:p>
+      <w:pPr>
+        <w:spacing w:after="0" w:line="240" w:lineRule="auto"/>
+      </w:pPr>
+    </w:p>
+    <w:p>
+      <w:pPr>
+        <w:spacing w:after="0" w:line="240" w:lineRule="auto"/>
+      </w:pPr>
+    </w:p>
+    <w:p>
+      <w:pPr>
+        <w:spacing w:after="0" w:line="240" w:lineRule="auto"/>
+      </w:pPr>
     </w:p>
     <w:p>
       <w:pPr>
